--- a/bp_text/postup_prace.docx
+++ b/bp_text/postup_prace.docx
@@ -7,7 +7,7 @@
         <w:pStyle w:val="Nadpis1"/>
       </w:pPr>
       <w:r>
-        <w:t>BP – Postup práce</w:t>
+        <w:t>Postup práce</w:t>
       </w:r>
     </w:p>
     <w:p>
@@ -1135,13 +1135,14 @@
       </w:pPr>
       <w:r>
         <w:lastRenderedPageBreak/>
-        <w:t xml:space="preserve">Návrhy na </w:t>
-      </w:r>
-      <w:proofErr w:type="gramStart"/>
-      <w:r>
-        <w:t>změnu - konzultace</w:t>
-      </w:r>
-      <w:proofErr w:type="gramEnd"/>
+        <w:t>K</w:t>
+      </w:r>
+      <w:r>
+        <w:t>onzultace</w:t>
+      </w:r>
+      <w:r>
+        <w:t xml:space="preserve"> 20.1</w:t>
+      </w:r>
     </w:p>
     <w:p>
       <w:r>
@@ -4638,6 +4639,15 @@
       <w:proofErr w:type="spellEnd"/>
     </w:p>
     <w:p>
+      <w:pPr>
+        <w:pStyle w:val="Odstavecseseznamem"/>
+        <w:numPr>
+          <w:ilvl w:val="0"/>
+          <w:numId w:val="2"/>
+        </w:numPr>
+      </w:pPr>
+    </w:p>
+    <w:p>
       <w:proofErr w:type="spellStart"/>
       <w:proofErr w:type="gramStart"/>
       <w:r>
@@ -5016,6 +5026,9 @@
         <w:br/>
       </w:r>
       <w:r>
+        <w:rPr>
+          <w:noProof/>
+        </w:rPr>
         <w:drawing>
           <wp:inline distT="0" distB="0" distL="0" distR="0" wp14:anchorId="6D965A44" wp14:editId="75C47494">
             <wp:extent cx="3858163" cy="2381582"/>
@@ -5060,6 +5073,9 @@
     </w:p>
     <w:p>
       <w:r>
+        <w:rPr>
+          <w:noProof/>
+        </w:rPr>
         <w:drawing>
           <wp:inline distT="0" distB="0" distL="0" distR="0" wp14:anchorId="78BA566A" wp14:editId="50D65A2A">
             <wp:extent cx="5731510" cy="1718310"/>
@@ -5105,6 +5121,9 @@
     </w:p>
     <w:p>
       <w:r>
+        <w:rPr>
+          <w:noProof/>
+        </w:rPr>
         <w:drawing>
           <wp:inline distT="0" distB="0" distL="0" distR="0" wp14:anchorId="131867D6" wp14:editId="6758BF56">
             <wp:extent cx="5731510" cy="2416175"/>
@@ -5155,6 +5174,9 @@
     </w:p>
     <w:p>
       <w:r>
+        <w:rPr>
+          <w:noProof/>
+        </w:rPr>
         <w:drawing>
           <wp:inline distT="0" distB="0" distL="0" distR="0" wp14:anchorId="09D18AB8" wp14:editId="4080B7AD">
             <wp:extent cx="5731510" cy="2445385"/>
@@ -5205,6 +5227,9 @@
     </w:p>
     <w:p>
       <w:r>
+        <w:rPr>
+          <w:noProof/>
+        </w:rPr>
         <w:drawing>
           <wp:inline distT="0" distB="0" distL="0" distR="0" wp14:anchorId="494838CF" wp14:editId="086C9690">
             <wp:extent cx="5731510" cy="2477135"/>
@@ -5258,6 +5283,749 @@
       <w:proofErr w:type="spellEnd"/>
       <w:r>
         <w:t xml:space="preserve"> 1 totálně špatně, pak se to moc nezlepšuje</w:t>
+      </w:r>
+    </w:p>
+    <w:p/>
+    <w:p>
+      <w:pPr>
+        <w:rPr>
+          <w:rFonts w:asciiTheme="majorHAnsi" w:eastAsiaTheme="majorEastAsia" w:hAnsiTheme="majorHAnsi" w:cstheme="majorBidi"/>
+          <w:color w:val="0F4761" w:themeColor="accent1" w:themeShade="BF"/>
+          <w:sz w:val="40"/>
+          <w:szCs w:val="40"/>
+        </w:rPr>
+      </w:pPr>
+      <w:r>
+        <w:br w:type="page"/>
+      </w:r>
+    </w:p>
+    <w:p>
+      <w:pPr>
+        <w:pStyle w:val="Nadpis1"/>
+      </w:pPr>
+      <w:r>
+        <w:lastRenderedPageBreak/>
+        <w:t>Konzultace 12</w:t>
+      </w:r>
+      <w:r>
+        <w:t>.</w:t>
+      </w:r>
+      <w:r>
+        <w:t>3</w:t>
+      </w:r>
+    </w:p>
+    <w:p>
+      <w:pPr>
+        <w:pStyle w:val="Odstavecseseznamem"/>
+        <w:numPr>
+          <w:ilvl w:val="0"/>
+          <w:numId w:val="2"/>
+        </w:numPr>
+      </w:pPr>
+      <w:r>
+        <w:t xml:space="preserve">dbát opatrnost na </w:t>
+      </w:r>
+      <w:proofErr w:type="spellStart"/>
+      <w:r>
+        <w:t>škálovaná</w:t>
+      </w:r>
+      <w:proofErr w:type="spellEnd"/>
+      <w:r>
+        <w:t xml:space="preserve"> data – pro interpretaci</w:t>
+      </w:r>
+    </w:p>
+    <w:p>
+      <w:pPr>
+        <w:pStyle w:val="Odstavecseseznamem"/>
+        <w:numPr>
+          <w:ilvl w:val="0"/>
+          <w:numId w:val="2"/>
+        </w:numPr>
+      </w:pPr>
+      <w:r>
+        <w:t xml:space="preserve">zjistit, proč se běžně nepočítá koeficient determinace, </w:t>
+      </w:r>
+    </w:p>
+    <w:p>
+      <w:pPr>
+        <w:pStyle w:val="Odstavecseseznamem"/>
+        <w:numPr>
+          <w:ilvl w:val="0"/>
+          <w:numId w:val="2"/>
+        </w:numPr>
+      </w:pPr>
+      <w:r>
+        <w:t>dopočítat koeficient determinace k modelům – jaký to vyjde</w:t>
+      </w:r>
+    </w:p>
+    <w:p>
+      <w:pPr>
+        <w:pStyle w:val="Odstavecseseznamem"/>
+        <w:numPr>
+          <w:ilvl w:val="0"/>
+          <w:numId w:val="2"/>
+        </w:numPr>
+      </w:pPr>
+      <w:proofErr w:type="spellStart"/>
+      <w:r>
+        <w:t>tydenni</w:t>
+      </w:r>
+      <w:proofErr w:type="spellEnd"/>
+      <w:r>
+        <w:t xml:space="preserve"> model + ostatní modely z minula</w:t>
+      </w:r>
+    </w:p>
+    <w:p>
+      <w:pPr>
+        <w:pStyle w:val="Odstavecseseznamem"/>
+        <w:numPr>
+          <w:ilvl w:val="0"/>
+          <w:numId w:val="2"/>
+        </w:numPr>
+      </w:pPr>
+      <w:r>
+        <w:t xml:space="preserve">1 – var.res / </w:t>
+      </w:r>
+      <w:proofErr w:type="spellStart"/>
+      <w:proofErr w:type="gramStart"/>
+      <w:r>
+        <w:t>var.celk</w:t>
+      </w:r>
+      <w:proofErr w:type="spellEnd"/>
+      <w:proofErr w:type="gramEnd"/>
+      <w:r>
+        <w:t xml:space="preserve"> = koeficient determinace</w:t>
+      </w:r>
+    </w:p>
+    <w:p>
+      <w:pPr>
+        <w:pStyle w:val="Odstavecseseznamem"/>
+        <w:numPr>
+          <w:ilvl w:val="0"/>
+          <w:numId w:val="2"/>
+        </w:numPr>
+      </w:pPr>
+      <w:r>
+        <w:t xml:space="preserve">Pouze na věcech, co se </w:t>
+      </w:r>
+      <w:proofErr w:type="spellStart"/>
+      <w:r>
+        <w:t>daj</w:t>
+      </w:r>
+      <w:proofErr w:type="spellEnd"/>
+      <w:r>
+        <w:t xml:space="preserve"> měřit</w:t>
+      </w:r>
+    </w:p>
+    <w:p/>
+    <w:p>
+      <w:pPr>
+        <w:pStyle w:val="Odstavecseseznamem"/>
+        <w:numPr>
+          <w:ilvl w:val="0"/>
+          <w:numId w:val="2"/>
+        </w:numPr>
+      </w:pPr>
+      <w:proofErr w:type="spellStart"/>
+      <w:r>
+        <w:t>Spojim</w:t>
+      </w:r>
+      <w:proofErr w:type="spellEnd"/>
+      <w:r>
+        <w:t xml:space="preserve"> se s NĚKYM (</w:t>
+      </w:r>
+      <w:proofErr w:type="spellStart"/>
+      <w:r>
+        <w:t>Jelinek</w:t>
+      </w:r>
+      <w:proofErr w:type="spellEnd"/>
+      <w:r>
+        <w:t xml:space="preserve">, </w:t>
+      </w:r>
+      <w:proofErr w:type="spellStart"/>
+      <w:r>
+        <w:t>Mahaliaz</w:t>
+      </w:r>
+      <w:proofErr w:type="spellEnd"/>
+      <w:r>
+        <w:t xml:space="preserve">), jak to vypadá se </w:t>
+      </w:r>
+      <w:proofErr w:type="spellStart"/>
+      <w:r>
+        <w:t>supersetem</w:t>
+      </w:r>
+      <w:proofErr w:type="spellEnd"/>
+      <w:r>
+        <w:t xml:space="preserve"> a s kým by mě mohli spojit</w:t>
+      </w:r>
+    </w:p>
+    <w:p>
+      <w:r>
+        <w:br w:type="page"/>
+      </w:r>
+    </w:p>
+    <w:p>
+      <w:pPr>
+        <w:pStyle w:val="Nadpis1"/>
+      </w:pPr>
+      <w:r>
+        <w:lastRenderedPageBreak/>
+        <w:t>Postup práce 4</w:t>
+      </w:r>
+    </w:p>
+    <w:p>
+      <w:pPr>
+        <w:pStyle w:val="Nadpis2"/>
+      </w:pPr>
+      <w:r>
+        <w:t>Denní</w:t>
+      </w:r>
+      <w:r>
+        <w:t xml:space="preserve"> sezónnost, regresní model pro všechno, s </w:t>
+      </w:r>
+      <w:proofErr w:type="spellStart"/>
+      <w:r>
+        <w:t>lagy</w:t>
+      </w:r>
+      <w:proofErr w:type="spellEnd"/>
+    </w:p>
+    <w:p/>
+    <w:p>
+      <w:r>
+        <w:t xml:space="preserve">Výběr: logaritmované </w:t>
+      </w:r>
+      <w:proofErr w:type="spellStart"/>
+      <w:r>
+        <w:t>pm</w:t>
+      </w:r>
+      <w:proofErr w:type="spellEnd"/>
+      <w:r>
+        <w:t xml:space="preserve">, </w:t>
+      </w:r>
+      <w:proofErr w:type="spellStart"/>
+      <w:r>
+        <w:t>škálovaný</w:t>
+      </w:r>
+      <w:proofErr w:type="spellEnd"/>
+      <w:r>
+        <w:t xml:space="preserve"> zbytek, čísla za proměnnou znamenají velikost </w:t>
+      </w:r>
+      <w:proofErr w:type="spellStart"/>
+      <w:r>
+        <w:t>lagu</w:t>
+      </w:r>
+      <w:proofErr w:type="spellEnd"/>
+    </w:p>
+    <w:p>
+      <w:r>
+        <w:drawing>
+          <wp:inline distT="0" distB="0" distL="0" distR="0" wp14:anchorId="34C3AC23" wp14:editId="00640ECD">
+            <wp:extent cx="5731510" cy="1766570"/>
+            <wp:effectExtent l="0" t="0" r="2540" b="5080"/>
+            <wp:docPr id="792668420" name="Obrázek 1" descr="Obsah obrázku text, snímek obrazovky, Písmo&#10;&#10;Obsah vygenerovaný umělou inteligencí může být nesprávný."/>
+            <wp:cNvGraphicFramePr>
+              <a:graphicFrameLocks xmlns:a="http://schemas.openxmlformats.org/drawingml/2006/main" noChangeAspect="1"/>
+            </wp:cNvGraphicFramePr>
+            <a:graphic xmlns:a="http://schemas.openxmlformats.org/drawingml/2006/main">
+              <a:graphicData uri="http://schemas.openxmlformats.org/drawingml/2006/picture">
+                <pic:pic xmlns:pic="http://schemas.openxmlformats.org/drawingml/2006/picture">
+                  <pic:nvPicPr>
+                    <pic:cNvPr id="792668420" name="Obrázek 1" descr="Obsah obrázku text, snímek obrazovky, Písmo&#10;&#10;Obsah vygenerovaný umělou inteligencí může být nesprávný."/>
+                    <pic:cNvPicPr/>
+                  </pic:nvPicPr>
+                  <pic:blipFill>
+                    <a:blip r:embed="rId56"/>
+                    <a:stretch>
+                      <a:fillRect/>
+                    </a:stretch>
+                  </pic:blipFill>
+                  <pic:spPr>
+                    <a:xfrm>
+                      <a:off x="0" y="0"/>
+                      <a:ext cx="5731510" cy="1766570"/>
+                    </a:xfrm>
+                    <a:prstGeom prst="rect">
+                      <a:avLst/>
+                    </a:prstGeom>
+                  </pic:spPr>
+                </pic:pic>
+              </a:graphicData>
+            </a:graphic>
+          </wp:inline>
+        </w:drawing>
+      </w:r>
+    </w:p>
+    <w:p>
+      <w:proofErr w:type="spellStart"/>
+      <w:r>
+        <w:t>Lag</w:t>
+      </w:r>
+      <w:proofErr w:type="spellEnd"/>
+      <w:r>
+        <w:t xml:space="preserve">=1 neprospívá teplotě, proto </w:t>
+      </w:r>
+      <w:proofErr w:type="gramStart"/>
+      <w:r>
+        <w:t>použiju</w:t>
+      </w:r>
+      <w:proofErr w:type="gramEnd"/>
+      <w:r>
+        <w:t xml:space="preserve"> dále </w:t>
+      </w:r>
+      <w:proofErr w:type="spellStart"/>
+      <w:r>
+        <w:t>lag</w:t>
+      </w:r>
+      <w:proofErr w:type="spellEnd"/>
+      <w:r>
+        <w:t>=0</w:t>
+      </w:r>
+    </w:p>
+    <w:p>
+      <w:pPr>
+        <w:rPr>
+          <w:b/>
+          <w:bCs/>
+        </w:rPr>
+      </w:pPr>
+      <w:r>
+        <w:rPr>
+          <w:b/>
+          <w:bCs/>
+        </w:rPr>
+        <w:t xml:space="preserve">= závěrem – i když v CCF byly viditelné </w:t>
+      </w:r>
+      <w:proofErr w:type="spellStart"/>
+      <w:r>
+        <w:rPr>
+          <w:b/>
+          <w:bCs/>
+        </w:rPr>
+        <w:t>lagy</w:t>
+      </w:r>
+      <w:proofErr w:type="spellEnd"/>
+      <w:r>
+        <w:rPr>
+          <w:b/>
+          <w:bCs/>
+        </w:rPr>
+        <w:t>, pro model je nejlepší nepoužívat posuny</w:t>
+      </w:r>
+    </w:p>
+    <w:p>
+      <w:r>
+        <w:t xml:space="preserve">Odebírám tlak, ten je absolutně </w:t>
+      </w:r>
+      <w:proofErr w:type="spellStart"/>
+      <w:r>
+        <w:t>špatnej</w:t>
+      </w:r>
+      <w:proofErr w:type="spellEnd"/>
+      <w:r>
+        <w:t xml:space="preserve"> ve všech modelech, stejně tak </w:t>
+      </w:r>
+      <w:proofErr w:type="spellStart"/>
+      <w:r>
+        <w:t>windSpeed</w:t>
+      </w:r>
+      <w:proofErr w:type="spellEnd"/>
+    </w:p>
+    <w:p>
+      <w:r>
+        <w:lastRenderedPageBreak/>
+        <w:drawing>
+          <wp:inline distT="0" distB="0" distL="0" distR="0" wp14:anchorId="7DED24D4" wp14:editId="5546C9BC">
+            <wp:extent cx="5731510" cy="1471295"/>
+            <wp:effectExtent l="0" t="0" r="2540" b="0"/>
+            <wp:docPr id="1507271665" name="Obrázek 1" descr="Obsah obrázku text, snímek obrazovky, Písmo&#10;&#10;Obsah vygenerovaný umělou inteligencí může být nesprávný."/>
+            <wp:cNvGraphicFramePr>
+              <a:graphicFrameLocks xmlns:a="http://schemas.openxmlformats.org/drawingml/2006/main" noChangeAspect="1"/>
+            </wp:cNvGraphicFramePr>
+            <a:graphic xmlns:a="http://schemas.openxmlformats.org/drawingml/2006/main">
+              <a:graphicData uri="http://schemas.openxmlformats.org/drawingml/2006/picture">
+                <pic:pic xmlns:pic="http://schemas.openxmlformats.org/drawingml/2006/picture">
+                  <pic:nvPicPr>
+                    <pic:cNvPr id="1507271665" name="Obrázek 1" descr="Obsah obrázku text, snímek obrazovky, Písmo&#10;&#10;Obsah vygenerovaný umělou inteligencí může být nesprávný."/>
+                    <pic:cNvPicPr/>
+                  </pic:nvPicPr>
+                  <pic:blipFill>
+                    <a:blip r:embed="rId57"/>
+                    <a:stretch>
+                      <a:fillRect/>
+                    </a:stretch>
+                  </pic:blipFill>
+                  <pic:spPr>
+                    <a:xfrm>
+                      <a:off x="0" y="0"/>
+                      <a:ext cx="5731510" cy="1471295"/>
+                    </a:xfrm>
+                    <a:prstGeom prst="rect">
+                      <a:avLst/>
+                    </a:prstGeom>
+                  </pic:spPr>
+                </pic:pic>
+              </a:graphicData>
+            </a:graphic>
+          </wp:inline>
+        </w:drawing>
+      </w:r>
+      <w:r>
+        <w:drawing>
+          <wp:inline distT="0" distB="0" distL="0" distR="0" wp14:anchorId="10F563A4" wp14:editId="30FC4001">
+            <wp:extent cx="4848330" cy="3048872"/>
+            <wp:effectExtent l="0" t="0" r="0" b="0"/>
+            <wp:docPr id="119317924" name="Obrázek 1" descr="Obsah obrázku text, řada/pruh, snímek obrazovky, Paralelní&#10;&#10;Obsah vygenerovaný umělou inteligencí může být nesprávný."/>
+            <wp:cNvGraphicFramePr>
+              <a:graphicFrameLocks xmlns:a="http://schemas.openxmlformats.org/drawingml/2006/main" noChangeAspect="1"/>
+            </wp:cNvGraphicFramePr>
+            <a:graphic xmlns:a="http://schemas.openxmlformats.org/drawingml/2006/main">
+              <a:graphicData uri="http://schemas.openxmlformats.org/drawingml/2006/picture">
+                <pic:pic xmlns:pic="http://schemas.openxmlformats.org/drawingml/2006/picture">
+                  <pic:nvPicPr>
+                    <pic:cNvPr id="119317924" name="Obrázek 1" descr="Obsah obrázku text, řada/pruh, snímek obrazovky, Paralelní&#10;&#10;Obsah vygenerovaný umělou inteligencí může být nesprávný."/>
+                    <pic:cNvPicPr/>
+                  </pic:nvPicPr>
+                  <pic:blipFill>
+                    <a:blip r:embed="rId58"/>
+                    <a:stretch>
+                      <a:fillRect/>
+                    </a:stretch>
+                  </pic:blipFill>
+                  <pic:spPr>
+                    <a:xfrm>
+                      <a:off x="0" y="0"/>
+                      <a:ext cx="4852013" cy="3051188"/>
+                    </a:xfrm>
+                    <a:prstGeom prst="rect">
+                      <a:avLst/>
+                    </a:prstGeom>
+                  </pic:spPr>
+                </pic:pic>
+              </a:graphicData>
+            </a:graphic>
+          </wp:inline>
+        </w:drawing>
+      </w:r>
+      <w:r>
+        <w:lastRenderedPageBreak/>
+        <w:drawing>
+          <wp:inline distT="0" distB="0" distL="0" distR="0" wp14:anchorId="410B2BAF" wp14:editId="1A722A7E">
+            <wp:extent cx="5731510" cy="3532505"/>
+            <wp:effectExtent l="0" t="0" r="2540" b="0"/>
+            <wp:docPr id="787913218" name="Obrázek 1" descr="Obsah obrázku text, diagram, řada/pruh, Vykreslený graf&#10;&#10;Obsah vygenerovaný umělou inteligencí může být nesprávný."/>
+            <wp:cNvGraphicFramePr>
+              <a:graphicFrameLocks xmlns:a="http://schemas.openxmlformats.org/drawingml/2006/main" noChangeAspect="1"/>
+            </wp:cNvGraphicFramePr>
+            <a:graphic xmlns:a="http://schemas.openxmlformats.org/drawingml/2006/main">
+              <a:graphicData uri="http://schemas.openxmlformats.org/drawingml/2006/picture">
+                <pic:pic xmlns:pic="http://schemas.openxmlformats.org/drawingml/2006/picture">
+                  <pic:nvPicPr>
+                    <pic:cNvPr id="787913218" name="Obrázek 1" descr="Obsah obrázku text, diagram, řada/pruh, Vykreslený graf&#10;&#10;Obsah vygenerovaný umělou inteligencí může být nesprávný."/>
+                    <pic:cNvPicPr/>
+                  </pic:nvPicPr>
+                  <pic:blipFill>
+                    <a:blip r:embed="rId59"/>
+                    <a:stretch>
+                      <a:fillRect/>
+                    </a:stretch>
+                  </pic:blipFill>
+                  <pic:spPr>
+                    <a:xfrm>
+                      <a:off x="0" y="0"/>
+                      <a:ext cx="5731510" cy="3532505"/>
+                    </a:xfrm>
+                    <a:prstGeom prst="rect">
+                      <a:avLst/>
+                    </a:prstGeom>
+                  </pic:spPr>
+                </pic:pic>
+              </a:graphicData>
+            </a:graphic>
+          </wp:inline>
+        </w:drawing>
+      </w:r>
+      <w:r>
+        <w:drawing>
+          <wp:inline distT="0" distB="0" distL="0" distR="0" wp14:anchorId="3B3C6052" wp14:editId="7A65BEDF">
+            <wp:extent cx="5731510" cy="3657600"/>
+            <wp:effectExtent l="0" t="0" r="2540" b="0"/>
+            <wp:docPr id="1394130652" name="Obrázek 1" descr="Obsah obrázku text, snímek obrazovky, diagram&#10;&#10;Obsah vygenerovaný umělou inteligencí může být nesprávný."/>
+            <wp:cNvGraphicFramePr>
+              <a:graphicFrameLocks xmlns:a="http://schemas.openxmlformats.org/drawingml/2006/main" noChangeAspect="1"/>
+            </wp:cNvGraphicFramePr>
+            <a:graphic xmlns:a="http://schemas.openxmlformats.org/drawingml/2006/main">
+              <a:graphicData uri="http://schemas.openxmlformats.org/drawingml/2006/picture">
+                <pic:pic xmlns:pic="http://schemas.openxmlformats.org/drawingml/2006/picture">
+                  <pic:nvPicPr>
+                    <pic:cNvPr id="1394130652" name="Obrázek 1" descr="Obsah obrázku text, snímek obrazovky, diagram&#10;&#10;Obsah vygenerovaný umělou inteligencí může být nesprávný."/>
+                    <pic:cNvPicPr/>
+                  </pic:nvPicPr>
+                  <pic:blipFill>
+                    <a:blip r:embed="rId60"/>
+                    <a:stretch>
+                      <a:fillRect/>
+                    </a:stretch>
+                  </pic:blipFill>
+                  <pic:spPr>
+                    <a:xfrm>
+                      <a:off x="0" y="0"/>
+                      <a:ext cx="5731510" cy="3657600"/>
+                    </a:xfrm>
+                    <a:prstGeom prst="rect">
+                      <a:avLst/>
+                    </a:prstGeom>
+                  </pic:spPr>
+                </pic:pic>
+              </a:graphicData>
+            </a:graphic>
+          </wp:inline>
+        </w:drawing>
+      </w:r>
+    </w:p>
+    <w:p/>
+    <w:p>
+      <w:r>
+        <w:br w:type="page"/>
+      </w:r>
+    </w:p>
+    <w:p>
+      <w:pPr>
+        <w:pStyle w:val="Nadpis2"/>
+      </w:pPr>
+      <w:r>
+        <w:lastRenderedPageBreak/>
+        <w:t>Týdenní sezónnost, regresní model pro všechno</w:t>
+      </w:r>
+    </w:p>
+    <w:p>
+      <w:r>
+        <w:drawing>
+          <wp:inline distT="0" distB="0" distL="0" distR="0" wp14:anchorId="3461AF0F" wp14:editId="1F73C914">
+            <wp:extent cx="5731510" cy="1492885"/>
+            <wp:effectExtent l="0" t="0" r="2540" b="0"/>
+            <wp:docPr id="1266005929" name="Obrázek 1" descr="Obsah obrázku text, snímek obrazovky, Písmo&#10;&#10;Obsah vygenerovaný umělou inteligencí může být nesprávný."/>
+            <wp:cNvGraphicFramePr>
+              <a:graphicFrameLocks xmlns:a="http://schemas.openxmlformats.org/drawingml/2006/main" noChangeAspect="1"/>
+            </wp:cNvGraphicFramePr>
+            <a:graphic xmlns:a="http://schemas.openxmlformats.org/drawingml/2006/main">
+              <a:graphicData uri="http://schemas.openxmlformats.org/drawingml/2006/picture">
+                <pic:pic xmlns:pic="http://schemas.openxmlformats.org/drawingml/2006/picture">
+                  <pic:nvPicPr>
+                    <pic:cNvPr id="1266005929" name="Obrázek 1" descr="Obsah obrázku text, snímek obrazovky, Písmo&#10;&#10;Obsah vygenerovaný umělou inteligencí může být nesprávný."/>
+                    <pic:cNvPicPr/>
+                  </pic:nvPicPr>
+                  <pic:blipFill>
+                    <a:blip r:embed="rId61"/>
+                    <a:stretch>
+                      <a:fillRect/>
+                    </a:stretch>
+                  </pic:blipFill>
+                  <pic:spPr>
+                    <a:xfrm>
+                      <a:off x="0" y="0"/>
+                      <a:ext cx="5731510" cy="1492885"/>
+                    </a:xfrm>
+                    <a:prstGeom prst="rect">
+                      <a:avLst/>
+                    </a:prstGeom>
+                  </pic:spPr>
+                </pic:pic>
+              </a:graphicData>
+            </a:graphic>
+          </wp:inline>
+        </w:drawing>
+      </w:r>
+    </w:p>
+    <w:p>
+      <w:r>
+        <w:t xml:space="preserve">Nejlépe fungují kombinace – logaritmovaná časová řada PM a ostatní </w:t>
+      </w:r>
+      <w:proofErr w:type="spellStart"/>
+      <w:r>
+        <w:t>škálované</w:t>
+      </w:r>
+      <w:proofErr w:type="spellEnd"/>
+      <w:r>
+        <w:t xml:space="preserve"> hodnoty</w:t>
+      </w:r>
+    </w:p>
+    <w:p>
+      <w:r>
+        <w:t xml:space="preserve">V ostatních (log, </w:t>
+      </w:r>
+      <w:proofErr w:type="spellStart"/>
+      <w:r>
+        <w:t>merged</w:t>
+      </w:r>
+      <w:proofErr w:type="spellEnd"/>
+      <w:r>
+        <w:t xml:space="preserve">, </w:t>
+      </w:r>
+      <w:proofErr w:type="spellStart"/>
+      <w:r>
+        <w:t>log+scaled</w:t>
+      </w:r>
+      <w:proofErr w:type="spellEnd"/>
+      <w:r>
+        <w:t>) jsou zvláštní modely (např. koeficient pro teplotu má negativní vliv)</w:t>
+      </w:r>
+    </w:p>
+    <w:p>
+      <w:r>
+        <w:drawing>
+          <wp:inline distT="0" distB="0" distL="0" distR="0" wp14:anchorId="574843DC" wp14:editId="47BE87BB">
+            <wp:extent cx="5731510" cy="4322445"/>
+            <wp:effectExtent l="0" t="0" r="2540" b="1905"/>
+            <wp:docPr id="791181083" name="Obrázek 1" descr="Obsah obrázku text, řada/pruh, snímek obrazovky, diagram&#10;&#10;Obsah vygenerovaný umělou inteligencí může být nesprávný."/>
+            <wp:cNvGraphicFramePr>
+              <a:graphicFrameLocks xmlns:a="http://schemas.openxmlformats.org/drawingml/2006/main" noChangeAspect="1"/>
+            </wp:cNvGraphicFramePr>
+            <a:graphic xmlns:a="http://schemas.openxmlformats.org/drawingml/2006/main">
+              <a:graphicData uri="http://schemas.openxmlformats.org/drawingml/2006/picture">
+                <pic:pic xmlns:pic="http://schemas.openxmlformats.org/drawingml/2006/picture">
+                  <pic:nvPicPr>
+                    <pic:cNvPr id="791181083" name="Obrázek 1" descr="Obsah obrázku text, řada/pruh, snímek obrazovky, diagram&#10;&#10;Obsah vygenerovaný umělou inteligencí může být nesprávný."/>
+                    <pic:cNvPicPr/>
+                  </pic:nvPicPr>
+                  <pic:blipFill>
+                    <a:blip r:embed="rId62"/>
+                    <a:stretch>
+                      <a:fillRect/>
+                    </a:stretch>
+                  </pic:blipFill>
+                  <pic:spPr>
+                    <a:xfrm>
+                      <a:off x="0" y="0"/>
+                      <a:ext cx="5731510" cy="4322445"/>
+                    </a:xfrm>
+                    <a:prstGeom prst="rect">
+                      <a:avLst/>
+                    </a:prstGeom>
+                  </pic:spPr>
+                </pic:pic>
+              </a:graphicData>
+            </a:graphic>
+          </wp:inline>
+        </w:drawing>
+      </w:r>
+    </w:p>
+    <w:p>
+      <w:r>
+        <w:lastRenderedPageBreak/>
+        <w:drawing>
+          <wp:inline distT="0" distB="0" distL="0" distR="0" wp14:anchorId="5DE1B1FA" wp14:editId="154B76F1">
+            <wp:extent cx="5731510" cy="4392930"/>
+            <wp:effectExtent l="0" t="0" r="2540" b="7620"/>
+            <wp:docPr id="1236792263" name="Obrázek 1" descr="Obsah obrázku text, diagram, řada/pruh, Vykreslený graf&#10;&#10;Obsah vygenerovaný umělou inteligencí může být nesprávný."/>
+            <wp:cNvGraphicFramePr>
+              <a:graphicFrameLocks xmlns:a="http://schemas.openxmlformats.org/drawingml/2006/main" noChangeAspect="1"/>
+            </wp:cNvGraphicFramePr>
+            <a:graphic xmlns:a="http://schemas.openxmlformats.org/drawingml/2006/main">
+              <a:graphicData uri="http://schemas.openxmlformats.org/drawingml/2006/picture">
+                <pic:pic xmlns:pic="http://schemas.openxmlformats.org/drawingml/2006/picture">
+                  <pic:nvPicPr>
+                    <pic:cNvPr id="1236792263" name="Obrázek 1" descr="Obsah obrázku text, diagram, řada/pruh, Vykreslený graf&#10;&#10;Obsah vygenerovaný umělou inteligencí může být nesprávný."/>
+                    <pic:cNvPicPr/>
+                  </pic:nvPicPr>
+                  <pic:blipFill>
+                    <a:blip r:embed="rId63"/>
+                    <a:stretch>
+                      <a:fillRect/>
+                    </a:stretch>
+                  </pic:blipFill>
+                  <pic:spPr>
+                    <a:xfrm>
+                      <a:off x="0" y="0"/>
+                      <a:ext cx="5731510" cy="4392930"/>
+                    </a:xfrm>
+                    <a:prstGeom prst="rect">
+                      <a:avLst/>
+                    </a:prstGeom>
+                  </pic:spPr>
+                </pic:pic>
+              </a:graphicData>
+            </a:graphic>
+          </wp:inline>
+        </w:drawing>
+      </w:r>
+    </w:p>
+    <w:p>
+      <w:r>
+        <w:drawing>
+          <wp:inline distT="0" distB="0" distL="0" distR="0" wp14:anchorId="2843E6CD" wp14:editId="47242C5A">
+            <wp:extent cx="5391902" cy="2248214"/>
+            <wp:effectExtent l="0" t="0" r="0" b="0"/>
+            <wp:docPr id="1565960044" name="Obrázek 1" descr="Obsah obrázku text, snímek obrazovky, Písmo&#10;&#10;Obsah vygenerovaný umělou inteligencí může být nesprávný."/>
+            <wp:cNvGraphicFramePr>
+              <a:graphicFrameLocks xmlns:a="http://schemas.openxmlformats.org/drawingml/2006/main" noChangeAspect="1"/>
+            </wp:cNvGraphicFramePr>
+            <a:graphic xmlns:a="http://schemas.openxmlformats.org/drawingml/2006/main">
+              <a:graphicData uri="http://schemas.openxmlformats.org/drawingml/2006/picture">
+                <pic:pic xmlns:pic="http://schemas.openxmlformats.org/drawingml/2006/picture">
+                  <pic:nvPicPr>
+                    <pic:cNvPr id="1565960044" name="Obrázek 1" descr="Obsah obrázku text, snímek obrazovky, Písmo&#10;&#10;Obsah vygenerovaný umělou inteligencí může být nesprávný."/>
+                    <pic:cNvPicPr/>
+                  </pic:nvPicPr>
+                  <pic:blipFill>
+                    <a:blip r:embed="rId64"/>
+                    <a:stretch>
+                      <a:fillRect/>
+                    </a:stretch>
+                  </pic:blipFill>
+                  <pic:spPr>
+                    <a:xfrm>
+                      <a:off x="0" y="0"/>
+                      <a:ext cx="5391902" cy="2248214"/>
+                    </a:xfrm>
+                    <a:prstGeom prst="rect">
+                      <a:avLst/>
+                    </a:prstGeom>
+                  </pic:spPr>
+                </pic:pic>
+              </a:graphicData>
+            </a:graphic>
+          </wp:inline>
+        </w:drawing>
+      </w:r>
+    </w:p>
+    <w:p>
+      <w:r>
+        <w:lastRenderedPageBreak/>
+        <w:drawing>
+          <wp:inline distT="0" distB="0" distL="0" distR="0" wp14:anchorId="200144F3" wp14:editId="474BB39D">
+            <wp:extent cx="5731510" cy="3434715"/>
+            <wp:effectExtent l="0" t="0" r="2540" b="0"/>
+            <wp:docPr id="1226139100" name="Obrázek 1" descr="Obsah obrázku text, diagram, snímek obrazovky, Písmo&#10;&#10;Obsah vygenerovaný umělou inteligencí může být nesprávný."/>
+            <wp:cNvGraphicFramePr>
+              <a:graphicFrameLocks xmlns:a="http://schemas.openxmlformats.org/drawingml/2006/main" noChangeAspect="1"/>
+            </wp:cNvGraphicFramePr>
+            <a:graphic xmlns:a="http://schemas.openxmlformats.org/drawingml/2006/main">
+              <a:graphicData uri="http://schemas.openxmlformats.org/drawingml/2006/picture">
+                <pic:pic xmlns:pic="http://schemas.openxmlformats.org/drawingml/2006/picture">
+                  <pic:nvPicPr>
+                    <pic:cNvPr id="1226139100" name="Obrázek 1" descr="Obsah obrázku text, diagram, snímek obrazovky, Písmo&#10;&#10;Obsah vygenerovaný umělou inteligencí může být nesprávný."/>
+                    <pic:cNvPicPr/>
+                  </pic:nvPicPr>
+                  <pic:blipFill>
+                    <a:blip r:embed="rId65"/>
+                    <a:stretch>
+                      <a:fillRect/>
+                    </a:stretch>
+                  </pic:blipFill>
+                  <pic:spPr>
+                    <a:xfrm>
+                      <a:off x="0" y="0"/>
+                      <a:ext cx="5731510" cy="3434715"/>
+                    </a:xfrm>
+                    <a:prstGeom prst="rect">
+                      <a:avLst/>
+                    </a:prstGeom>
+                  </pic:spPr>
+                </pic:pic>
+              </a:graphicData>
+            </a:graphic>
+          </wp:inline>
+        </w:drawing>
       </w:r>
     </w:p>
     <w:sectPr>

--- a/bp_text/postup_prace.docx
+++ b/bp_text/postup_prace.docx
@@ -5518,6 +5518,9 @@
     </w:p>
     <w:p>
       <w:r>
+        <w:rPr>
+          <w:noProof/>
+        </w:rPr>
         <w:drawing>
           <wp:inline distT="0" distB="0" distL="0" distR="0" wp14:anchorId="34C3AC23" wp14:editId="00640ECD">
             <wp:extent cx="5731510" cy="1766570"/>
@@ -5632,6 +5635,9 @@
     </w:p>
     <w:p>
       <w:r>
+        <w:rPr>
+          <w:noProof/>
+        </w:rPr>
         <w:lastRenderedPageBreak/>
         <w:drawing>
           <wp:inline distT="0" distB="0" distL="0" distR="0" wp14:anchorId="7DED24D4" wp14:editId="5546C9BC">
@@ -5670,6 +5676,9 @@
         </w:drawing>
       </w:r>
       <w:r>
+        <w:rPr>
+          <w:noProof/>
+        </w:rPr>
         <w:drawing>
           <wp:inline distT="0" distB="0" distL="0" distR="0" wp14:anchorId="10F563A4" wp14:editId="30FC4001">
             <wp:extent cx="4848330" cy="3048872"/>
@@ -5707,6 +5716,9 @@
         </w:drawing>
       </w:r>
       <w:r>
+        <w:rPr>
+          <w:noProof/>
+        </w:rPr>
         <w:lastRenderedPageBreak/>
         <w:drawing>
           <wp:inline distT="0" distB="0" distL="0" distR="0" wp14:anchorId="410B2BAF" wp14:editId="1A722A7E">
@@ -5745,6 +5757,9 @@
         </w:drawing>
       </w:r>
       <w:r>
+        <w:rPr>
+          <w:noProof/>
+        </w:rPr>
         <w:drawing>
           <wp:inline distT="0" distB="0" distL="0" distR="0" wp14:anchorId="3B3C6052" wp14:editId="7A65BEDF">
             <wp:extent cx="5731510" cy="3657600"/>
@@ -5799,6 +5814,9 @@
     </w:p>
     <w:p>
       <w:r>
+        <w:rPr>
+          <w:noProof/>
+        </w:rPr>
         <w:drawing>
           <wp:inline distT="0" distB="0" distL="0" distR="0" wp14:anchorId="3461AF0F" wp14:editId="1F73C914">
             <wp:extent cx="5731510" cy="1492885"/>
@@ -5872,6 +5890,9 @@
     </w:p>
     <w:p>
       <w:r>
+        <w:rPr>
+          <w:noProof/>
+        </w:rPr>
         <w:drawing>
           <wp:inline distT="0" distB="0" distL="0" distR="0" wp14:anchorId="574843DC" wp14:editId="47BE87BB">
             <wp:extent cx="5731510" cy="4322445"/>
@@ -5911,6 +5932,9 @@
     </w:p>
     <w:p>
       <w:r>
+        <w:rPr>
+          <w:noProof/>
+        </w:rPr>
         <w:lastRenderedPageBreak/>
         <w:drawing>
           <wp:inline distT="0" distB="0" distL="0" distR="0" wp14:anchorId="5DE1B1FA" wp14:editId="154B76F1">
@@ -5951,6 +5975,9 @@
     </w:p>
     <w:p>
       <w:r>
+        <w:rPr>
+          <w:noProof/>
+        </w:rPr>
         <w:drawing>
           <wp:inline distT="0" distB="0" distL="0" distR="0" wp14:anchorId="2843E6CD" wp14:editId="47242C5A">
             <wp:extent cx="5391902" cy="2248214"/>
@@ -5990,6 +6017,9 @@
     </w:p>
     <w:p>
       <w:r>
+        <w:rPr>
+          <w:noProof/>
+        </w:rPr>
         <w:lastRenderedPageBreak/>
         <w:drawing>
           <wp:inline distT="0" distB="0" distL="0" distR="0" wp14:anchorId="200144F3" wp14:editId="474BB39D">
@@ -6028,6 +6058,149 @@
         </w:drawing>
       </w:r>
     </w:p>
+    <w:p/>
+    <w:p>
+      <w:pPr>
+        <w:rPr>
+          <w:rFonts w:asciiTheme="majorHAnsi" w:eastAsiaTheme="majorEastAsia" w:hAnsiTheme="majorHAnsi" w:cstheme="majorBidi"/>
+          <w:color w:val="0F4761" w:themeColor="accent1" w:themeShade="BF"/>
+          <w:sz w:val="32"/>
+          <w:szCs w:val="32"/>
+        </w:rPr>
+      </w:pPr>
+      <w:r>
+        <w:br w:type="page"/>
+      </w:r>
+    </w:p>
+    <w:p>
+      <w:pPr>
+        <w:pStyle w:val="Nadpis2"/>
+      </w:pPr>
+      <w:r>
+        <w:lastRenderedPageBreak/>
+        <w:t>CCF auta a počasí</w:t>
+      </w:r>
+    </w:p>
+    <w:p>
+      <w:r>
+        <w:drawing>
+          <wp:inline distT="0" distB="0" distL="0" distR="0" wp14:anchorId="54E9600A" wp14:editId="34805AED">
+            <wp:extent cx="5731510" cy="3410585"/>
+            <wp:effectExtent l="0" t="0" r="2540" b="0"/>
+            <wp:docPr id="604820729" name="Obrázek 1" descr="Obsah obrázku řada/pruh, diagram, Vykreslený graf, text&#10;&#10;Obsah vygenerovaný umělou inteligencí může být nesprávný."/>
+            <wp:cNvGraphicFramePr>
+              <a:graphicFrameLocks xmlns:a="http://schemas.openxmlformats.org/drawingml/2006/main" noChangeAspect="1"/>
+            </wp:cNvGraphicFramePr>
+            <a:graphic xmlns:a="http://schemas.openxmlformats.org/drawingml/2006/main">
+              <a:graphicData uri="http://schemas.openxmlformats.org/drawingml/2006/picture">
+                <pic:pic xmlns:pic="http://schemas.openxmlformats.org/drawingml/2006/picture">
+                  <pic:nvPicPr>
+                    <pic:cNvPr id="604820729" name="Obrázek 1" descr="Obsah obrázku řada/pruh, diagram, Vykreslený graf, text&#10;&#10;Obsah vygenerovaný umělou inteligencí může být nesprávný."/>
+                    <pic:cNvPicPr/>
+                  </pic:nvPicPr>
+                  <pic:blipFill>
+                    <a:blip r:embed="rId66"/>
+                    <a:stretch>
+                      <a:fillRect/>
+                    </a:stretch>
+                  </pic:blipFill>
+                  <pic:spPr>
+                    <a:xfrm>
+                      <a:off x="0" y="0"/>
+                      <a:ext cx="5731510" cy="3410585"/>
+                    </a:xfrm>
+                    <a:prstGeom prst="rect">
+                      <a:avLst/>
+                    </a:prstGeom>
+                  </pic:spPr>
+                </pic:pic>
+              </a:graphicData>
+            </a:graphic>
+          </wp:inline>
+        </w:drawing>
+      </w:r>
+    </w:p>
+    <w:p>
+      <w:r>
+        <w:drawing>
+          <wp:inline distT="0" distB="0" distL="0" distR="0" wp14:anchorId="1E25D6FA" wp14:editId="46E64C9E">
+            <wp:extent cx="5731510" cy="3449955"/>
+            <wp:effectExtent l="0" t="0" r="2540" b="0"/>
+            <wp:docPr id="1517779570" name="Obrázek 1" descr="Obsah obrázku řada/pruh, diagram, Vykreslený graf, text&#10;&#10;Obsah vygenerovaný umělou inteligencí může být nesprávný."/>
+            <wp:cNvGraphicFramePr>
+              <a:graphicFrameLocks xmlns:a="http://schemas.openxmlformats.org/drawingml/2006/main" noChangeAspect="1"/>
+            </wp:cNvGraphicFramePr>
+            <a:graphic xmlns:a="http://schemas.openxmlformats.org/drawingml/2006/main">
+              <a:graphicData uri="http://schemas.openxmlformats.org/drawingml/2006/picture">
+                <pic:pic xmlns:pic="http://schemas.openxmlformats.org/drawingml/2006/picture">
+                  <pic:nvPicPr>
+                    <pic:cNvPr id="1517779570" name="Obrázek 1" descr="Obsah obrázku řada/pruh, diagram, Vykreslený graf, text&#10;&#10;Obsah vygenerovaný umělou inteligencí může být nesprávný."/>
+                    <pic:cNvPicPr/>
+                  </pic:nvPicPr>
+                  <pic:blipFill>
+                    <a:blip r:embed="rId67"/>
+                    <a:stretch>
+                      <a:fillRect/>
+                    </a:stretch>
+                  </pic:blipFill>
+                  <pic:spPr>
+                    <a:xfrm>
+                      <a:off x="0" y="0"/>
+                      <a:ext cx="5731510" cy="3449955"/>
+                    </a:xfrm>
+                    <a:prstGeom prst="rect">
+                      <a:avLst/>
+                    </a:prstGeom>
+                  </pic:spPr>
+                </pic:pic>
+              </a:graphicData>
+            </a:graphic>
+          </wp:inline>
+        </w:drawing>
+      </w:r>
+    </w:p>
+    <w:p>
+      <w:r>
+        <w:lastRenderedPageBreak/>
+        <w:drawing>
+          <wp:inline distT="0" distB="0" distL="0" distR="0" wp14:anchorId="18AD1A96" wp14:editId="62B1156A">
+            <wp:extent cx="5731510" cy="3378835"/>
+            <wp:effectExtent l="0" t="0" r="2540" b="0"/>
+            <wp:docPr id="1039005101" name="Obrázek 1" descr="Obsah obrázku diagram, řada/pruh, Vykreslený graf, text&#10;&#10;Obsah vygenerovaný umělou inteligencí může být nesprávný."/>
+            <wp:cNvGraphicFramePr>
+              <a:graphicFrameLocks xmlns:a="http://schemas.openxmlformats.org/drawingml/2006/main" noChangeAspect="1"/>
+            </wp:cNvGraphicFramePr>
+            <a:graphic xmlns:a="http://schemas.openxmlformats.org/drawingml/2006/main">
+              <a:graphicData uri="http://schemas.openxmlformats.org/drawingml/2006/picture">
+                <pic:pic xmlns:pic="http://schemas.openxmlformats.org/drawingml/2006/picture">
+                  <pic:nvPicPr>
+                    <pic:cNvPr id="1039005101" name="Obrázek 1" descr="Obsah obrázku diagram, řada/pruh, Vykreslený graf, text&#10;&#10;Obsah vygenerovaný umělou inteligencí může být nesprávný."/>
+                    <pic:cNvPicPr/>
+                  </pic:nvPicPr>
+                  <pic:blipFill>
+                    <a:blip r:embed="rId68"/>
+                    <a:stretch>
+                      <a:fillRect/>
+                    </a:stretch>
+                  </pic:blipFill>
+                  <pic:spPr>
+                    <a:xfrm>
+                      <a:off x="0" y="0"/>
+                      <a:ext cx="5731510" cy="3378835"/>
+                    </a:xfrm>
+                    <a:prstGeom prst="rect">
+                      <a:avLst/>
+                    </a:prstGeom>
+                  </pic:spPr>
+                </pic:pic>
+              </a:graphicData>
+            </a:graphic>
+          </wp:inline>
+        </w:drawing>
+      </w:r>
+    </w:p>
+    <w:p/>
+    <w:p/>
     <w:sectPr>
       <w:pgSz w:w="11906" w:h="16838"/>
       <w:pgMar w:top="1440" w:right="1440" w:bottom="1440" w:left="1440" w:header="708" w:footer="708" w:gutter="0"/>
